--- a/public/gallery/examples/customer-success-manager/de/resume.docx
+++ b/public/gallery/examples/customer-success-manager/de/resume.docx
@@ -66,7 +66,7 @@
         </w:rPr>
         <w:t xml:space="preserve">📧 </w:t>
       </w:r>
-      <w:hyperlink w:history="1" r:id="rIdtbrd6gwfkbjawngich5tv">
+      <w:hyperlink w:history="1" r:id="rId9juwra5deyhcmt8fvdrfa">
         <w:r>
           <w:rPr>
             <w:sz w:val="18"/>
@@ -89,7 +89,7 @@
         </w:rPr>
         <w:t xml:space="preserve">🔗 </w:t>
       </w:r>
-      <w:hyperlink w:history="1" r:id="rIdyfnhbcocwjq9eqgvzn0mf">
+      <w:hyperlink w:history="1" r:id="rIdcmdbjqgjpnxcpdzfhxqdx">
         <w:r>
           <w:rPr>
             <w:sz w:val="18"/>
@@ -124,7 +124,7 @@
         <w:spacing w:after="200" w:line="276"/>
         <w:jc w:val="center"/>
       </w:pPr>
-      <w:hyperlink w:history="1" r:id="rIdub7anj2bn4jncc69comwm">
+      <w:hyperlink w:history="1" r:id="rIdzcuhgz_jggc5d0bmszurm">
         <w:r>
           <w:rPr>
             <w:sz w:val="18"/>
@@ -140,7 +140,7 @@
         </w:rPr>
         <w:t xml:space="preserve"> • </w:t>
       </w:r>
-      <w:hyperlink w:history="1" r:id="rIdjpnknbkvfw2c9vpnp-v8s">
+      <w:hyperlink w:history="1" r:id="rIdhaq_6uxd5z-6kqhapjwf3">
         <w:r>
           <w:rPr>
             <w:sz w:val="18"/>
@@ -299,7 +299,7 @@
         </w:rPr>
         <w:t xml:space="preserve">	</w:t>
       </w:r>
-      <w:hyperlink w:history="1" r:id="rIdbbwoeip3gi32eezathkc8">
+      <w:hyperlink w:history="1" r:id="rIdtjjn87f7dus9lwen6zblp">
         <w:r>
           <w:rPr>
             <w:sz w:val="18"/>
@@ -424,7 +424,7 @@
         </w:rPr>
         <w:t xml:space="preserve">	</w:t>
       </w:r>
-      <w:hyperlink w:history="1" r:id="rIdxpwdqcm9waofgvlat3wlw">
+      <w:hyperlink w:history="1" r:id="rIdhohir65eoa9tlvcaa2bey">
         <w:r>
           <w:rPr>
             <w:sz w:val="18"/>
@@ -568,7 +568,7 @@
         </w:rPr>
         <w:t xml:space="preserve">	</w:t>
       </w:r>
-      <w:hyperlink w:history="1" r:id="rIduihholxwbvzsmfct3_ztj">
+      <w:hyperlink w:history="1" r:id="rId-thu59nh7gi5ezn9ufnjc">
         <w:r>
           <w:rPr>
             <w:sz w:val="18"/>
@@ -750,7 +750,7 @@
         </w:rPr>
         <w:t xml:space="preserve">	</w:t>
       </w:r>
-      <w:hyperlink w:history="1" r:id="rIdmnewpvccdda5dpq9ycovs">
+      <w:hyperlink w:history="1" r:id="rIdt-xtqgr7mtpiaazaihvfo">
         <w:r>
           <w:rPr>
             <w:sz w:val="18"/>
@@ -932,7 +932,7 @@
         </w:rPr>
         <w:t xml:space="preserve">	</w:t>
       </w:r>
-      <w:hyperlink w:history="1" r:id="rIdm_1ph6kmgc7iho6rkv4je">
+      <w:hyperlink w:history="1" r:id="rIdsjxo6nsltr1re9vcpkstj">
         <w:r>
           <w:rPr>
             <w:sz w:val="18"/>
@@ -1419,7 +1419,7 @@
         </w:rPr>
         <w:t xml:space="preserve">	</w:t>
       </w:r>
-      <w:hyperlink w:history="1" r:id="rIdgwf4et8zhfuiqfwejjsqt">
+      <w:hyperlink w:history="1" r:id="rIdumyccwwel9wcaibarle5i">
         <w:r>
           <w:rPr>
             <w:sz w:val="18"/>
@@ -1485,7 +1485,7 @@
         </w:rPr>
         <w:t xml:space="preserve">	</w:t>
       </w:r>
-      <w:hyperlink w:history="1" r:id="rIdc3zbhthztt1gw3lsldqaj">
+      <w:hyperlink w:history="1" r:id="rIdfc5vta9a2izsfdjxbhaww">
         <w:r>
           <w:rPr>
             <w:sz w:val="18"/>
@@ -1551,7 +1551,7 @@
         </w:rPr>
         <w:t xml:space="preserve">	</w:t>
       </w:r>
-      <w:hyperlink w:history="1" r:id="rIdmdadqfv8ziyx1hjsfvp97">
+      <w:hyperlink w:history="1" r:id="rIdwc75ku4yytgksod_5dixs">
         <w:r>
           <w:rPr>
             <w:sz w:val="18"/>
@@ -1636,7 +1636,7 @@
         </w:rPr>
         <w:t xml:space="preserve">	</w:t>
       </w:r>
-      <w:hyperlink w:history="1" r:id="rIdjsu3e03ui8g50xat-iced">
+      <w:hyperlink w:history="1" r:id="rIdqd1tg5_y2idtwldvpd4m7">
         <w:r>
           <w:rPr>
             <w:sz w:val="18"/>
@@ -1778,7 +1778,7 @@
         </w:rPr>
         <w:t xml:space="preserve">	</w:t>
       </w:r>
-      <w:hyperlink w:history="1" r:id="rIdwcvwxuzg4caszfkrjctvy">
+      <w:hyperlink w:history="1" r:id="rIdojsn7q5fwtsf56fgej34m">
         <w:r>
           <w:rPr>
             <w:sz w:val="18"/>
@@ -1922,7 +1922,7 @@
         </w:rPr>
         <w:t xml:space="preserve">	</w:t>
       </w:r>
-      <w:hyperlink w:history="1" r:id="rIduaxy1rskl3wb1bpynjpsw">
+      <w:hyperlink w:history="1" r:id="rIdlikxfqi-galtox4mptcdd">
         <w:r>
           <w:rPr>
             <w:sz w:val="18"/>
@@ -2167,7 +2167,7 @@
         </w:rPr>
         <w:t xml:space="preserve">	</w:t>
       </w:r>
-      <w:hyperlink w:history="1" r:id="rIdyzfo0blxidbzkkle2_sbt">
+      <w:hyperlink w:history="1" r:id="rIdiddwrnqw6a7ikv3a0gpk1">
         <w:r>
           <w:rPr>
             <w:sz w:val="18"/>
